--- a/Quiz/Lecture 6 Quiz ANS.docx
+++ b/Quiz/Lecture 6 Quiz ANS.docx
@@ -73,7 +73,15 @@
         <w:pStyle w:val="NoSpacing"/>
       </w:pPr>
       <w:r>
-        <w:t>The primary scaling benefit of hierarchical addressing is aggregation. A router can have a single entry like '1.*' to reach millions of hosts, drastically reducing forwarding table size and updates.</w:t>
+        <w:t>The primary scaling benefit of hierarchical addressing is aggregation. A router can have a single entry like '</w:t>
+      </w:r>
+      <w:proofErr w:type="gramStart"/>
+      <w:r>
+        <w:t>1.*</w:t>
+      </w:r>
+      <w:proofErr w:type="gramEnd"/>
+      <w:r>
+        <w:t>' to reach millions of hosts, drastically reducing forwarding table size and updates.</w:t>
       </w:r>
     </w:p>
     <w:p>
@@ -409,7 +417,21 @@
         <w:rPr>
           <w:b/>
         </w:rPr>
-        <w:t>7. How does route aggregation (supernetting) help reduce routing table size?</w:t>
+        <w:t>7. How does route aggregation (</w:t>
+      </w:r>
+      <w:proofErr w:type="spellStart"/>
+      <w:r>
+        <w:rPr>
+          <w:b/>
+        </w:rPr>
+        <w:t>supernetting</w:t>
+      </w:r>
+      <w:proofErr w:type="spellEnd"/>
+      <w:r>
+        <w:rPr>
+          <w:b/>
+        </w:rPr>
+        <w:t>) help reduce routing table size?</w:t>
       </w:r>
     </w:p>
     <w:p>
@@ -473,7 +495,21 @@
         <w:rPr>
           <w:b/>
         </w:rPr>
-        <w:t>8. What is 'Multi-homing' and how does it affect aggregation?</w:t>
+        <w:t>8. What is '</w:t>
+      </w:r>
+      <w:proofErr w:type="gramStart"/>
+      <w:r>
+        <w:rPr>
+          <w:b/>
+        </w:rPr>
+        <w:t>Multi-homing</w:t>
+      </w:r>
+      <w:proofErr w:type="gramEnd"/>
+      <w:r>
+        <w:rPr>
+          <w:b/>
+        </w:rPr>
+        <w:t>' and how does it affect aggregation?</w:t>
       </w:r>
     </w:p>
     <w:p>
@@ -545,7 +581,15 @@
         <w:spacing w:after="0"/>
       </w:pPr>
       <w:r>
-        <w:t>A) The first one in the list</w:t>
+        <w:t xml:space="preserve">A) The first one </w:t>
+      </w:r>
+      <w:proofErr w:type="gramStart"/>
+      <w:r>
+        <w:t>in</w:t>
+      </w:r>
+      <w:proofErr w:type="gramEnd"/>
+      <w:r>
+        <w:t xml:space="preserve"> the list</w:t>
       </w:r>
     </w:p>
     <w:p>
@@ -602,7 +646,21 @@
         <w:rPr>
           <w:b/>
         </w:rPr>
-        <w:t>10. Approximately how many addresses does IPv4 provide?</w:t>
+        <w:t xml:space="preserve">10. Approximately how many </w:t>
+      </w:r>
+      <w:proofErr w:type="gramStart"/>
+      <w:r>
+        <w:rPr>
+          <w:b/>
+        </w:rPr>
+        <w:t>addresses does</w:t>
+      </w:r>
+      <w:proofErr w:type="gramEnd"/>
+      <w:r>
+        <w:rPr>
+          <w:b/>
+        </w:rPr>
+        <w:t xml:space="preserve"> IPv4 provide?</w:t>
       </w:r>
     </w:p>
     <w:p>
@@ -650,7 +708,15 @@
         <w:pStyle w:val="NoSpacing"/>
       </w:pPr>
       <w:r>
-        <w:t>IPv4 uses 32-bit addresses, providing 2^32 unique combinations, which is roughly 4.3 billion addresses. This is not enough for the modern world.</w:t>
+        <w:t xml:space="preserve">IPv4 uses 32-bit addresses, providing 2^32 unique combinations, which </w:t>
+      </w:r>
+      <w:proofErr w:type="gramStart"/>
+      <w:r>
+        <w:t>is</w:t>
+      </w:r>
+      <w:proofErr w:type="gramEnd"/>
+      <w:r>
+        <w:t xml:space="preserve"> roughly 4.3 billion addresses. This is not enough for the modern world.</w:t>
       </w:r>
     </w:p>
     <w:p>
@@ -738,7 +804,15 @@
         <w:spacing w:after="0"/>
       </w:pPr>
       <w:r>
-        <w:t>A) 2001:DB8:0:0:0:0:0:1</w:t>
+        <w:t>A) 2001:DB</w:t>
+      </w:r>
+      <w:proofErr w:type="gramStart"/>
+      <w:r>
+        <w:t>8:0:0:0:0:0</w:t>
+      </w:r>
+      <w:proofErr w:type="gramEnd"/>
+      <w:r>
+        <w:t>:1</w:t>
       </w:r>
     </w:p>
     <w:p>
@@ -746,7 +820,15 @@
         <w:spacing w:after="0"/>
       </w:pPr>
       <w:r>
-        <w:t>B) 2001:DB8::1</w:t>
+        <w:t>B) 2001:</w:t>
+      </w:r>
+      <w:proofErr w:type="gramStart"/>
+      <w:r>
+        <w:t>DB8::</w:t>
+      </w:r>
+      <w:proofErr w:type="gramEnd"/>
+      <w:r>
+        <w:t>1</w:t>
       </w:r>
     </w:p>
     <w:p>
@@ -778,7 +860,15 @@
         <w:pStyle w:val="NoSpacing"/>
       </w:pPr>
       <w:r>
-        <w:t>Leading zeros in a block can be omitted (0DB8 -&gt; DB8). A single contiguous string of zero blocks can be replaced by '::' (but only once). Both representations are valid shorthand.</w:t>
+        <w:t xml:space="preserve">Leading zeros in a block can be omitted (0DB8 -&gt; DB8). A single contiguous string of zero blocks can be replaced by </w:t>
+      </w:r>
+      <w:proofErr w:type="gramStart"/>
+      <w:r>
+        <w:t>'::</w:t>
+      </w:r>
+      <w:proofErr w:type="gramEnd"/>
+      <w:r>
+        <w:t>' (but only once). Both representations are valid shorthand.</w:t>
       </w:r>
     </w:p>
     <w:p>
@@ -855,7 +945,15 @@
       </w:pPr>
       <w:r>
         <w:lastRenderedPageBreak/>
-        <w:t>The protocols are not backward compatible. A router needs separate logic and tables for IPv4 and IPv6 traffic. Hosts need to support dual stacks to talk to the whole internet.</w:t>
+        <w:t xml:space="preserve">The protocols are </w:t>
+      </w:r>
+      <w:proofErr w:type="gramStart"/>
+      <w:r>
+        <w:t>not backward</w:t>
+      </w:r>
+      <w:proofErr w:type="gramEnd"/>
+      <w:r>
+        <w:t xml:space="preserve"> compatible. A router needs separate logic and tables for IPv4 and IPv6 traffic. Hosts need to support dual stacks to talk to the whole internet.</w:t>
       </w:r>
     </w:p>
     <w:p>
@@ -947,13 +1045,7 @@
         <w:rPr>
           <w:b/>
         </w:rPr>
-        <w:t>15</w:t>
-      </w:r>
-      <w:r>
-        <w:rPr>
-          <w:b/>
-        </w:rPr>
-        <w:t>. What is the 'Default Route' typically represented as in wildcard notation?</w:t>
+        <w:t>15. What is the 'Default Route' typically represented as in wildcard notation?</w:t>
       </w:r>
     </w:p>
     <w:p>
@@ -977,7 +1069,15 @@
         <w:spacing w:after="0"/>
       </w:pPr>
       <w:r>
-        <w:t>C) *.* (or 0.0.0.0/0)</w:t>
+        <w:t xml:space="preserve">C) </w:t>
+      </w:r>
+      <w:proofErr w:type="gramStart"/>
+      <w:r>
+        <w:t>*.*</w:t>
+      </w:r>
+      <w:proofErr w:type="gramEnd"/>
+      <w:r>
+        <w:t xml:space="preserve"> (or 0.0.0.0/0)</w:t>
       </w:r>
     </w:p>
     <w:p>
@@ -1001,7 +1101,23 @@
         <w:pStyle w:val="NoSpacing"/>
       </w:pPr>
       <w:r>
-        <w:t>The default route covers 'everything not in the table'. In the slides, it is referred to as the '*.*' wildcard, often implemented as 0.0.0.0/0.</w:t>
+        <w:t xml:space="preserve">The default route covers 'everything not </w:t>
+      </w:r>
+      <w:proofErr w:type="gramStart"/>
+      <w:r>
+        <w:t>in</w:t>
+      </w:r>
+      <w:proofErr w:type="gramEnd"/>
+      <w:r>
+        <w:t xml:space="preserve"> the table'. In the slides, it is referred to as the '</w:t>
+      </w:r>
+      <w:proofErr w:type="gramStart"/>
+      <w:r>
+        <w:t>*.*</w:t>
+      </w:r>
+      <w:proofErr w:type="gramEnd"/>
+      <w:r>
+        <w:t>' wildcard, often implemented as 0.0.0.0/0.</w:t>
       </w:r>
     </w:p>
     <w:p>
@@ -1017,13 +1133,7 @@
         <w:rPr>
           <w:b/>
         </w:rPr>
-        <w:t>16</w:t>
-      </w:r>
-      <w:r>
-        <w:rPr>
-          <w:b/>
-        </w:rPr>
-        <w:t>. What is the purpose of a 'Netmask'?</w:t>
+        <w:t>16. What is the purpose of a 'Netmask'?</w:t>
       </w:r>
     </w:p>
     <w:p>
@@ -1087,19 +1197,7 @@
         <w:rPr>
           <w:b/>
         </w:rPr>
-        <w:t>1</w:t>
-      </w:r>
-      <w:r>
-        <w:rPr>
-          <w:b/>
-        </w:rPr>
-        <w:t>7</w:t>
-      </w:r>
-      <w:r>
-        <w:rPr>
-          <w:b/>
-        </w:rPr>
-        <w:t>. What notation is used to represent an IPv4 address range like '192.168.1.0 to 192.168.1.255' concisely?</w:t>
+        <w:t>17. What notation is used to represent an IPv4 address range like '192.168.1.0 to 192.168.1.255' concisely?</w:t>
       </w:r>
     </w:p>
     <w:p>
@@ -1147,7 +1245,15 @@
         <w:pStyle w:val="NoSpacing"/>
       </w:pPr>
       <w:r>
-        <w:t>Slash notation (CIDR notation) like 192.168.1.0/24 indicates that the first 24 bits are fixed, and the remaining 8 bits vary, covering the range 0-255.</w:t>
+        <w:t xml:space="preserve">Slash notation (CIDR notation) like 192.168.1.0/24 indicates that the first 24 bits are fixed, and the remaining 8 bits </w:t>
+      </w:r>
+      <w:proofErr w:type="gramStart"/>
+      <w:r>
+        <w:t>vary</w:t>
+      </w:r>
+      <w:proofErr w:type="gramEnd"/>
+      <w:r>
+        <w:t>, covering the range 0-255.</w:t>
       </w:r>
     </w:p>
     <w:sectPr>

--- a/Quiz/Lecture 6 Quiz ANS.docx
+++ b/Quiz/Lecture 6 Quiz ANS.docx
@@ -11,10 +11,7 @@
         <w:t>Lecture 6 - IP Addressing</w:t>
       </w:r>
       <w:r>
-        <w:t xml:space="preserve"> Quiz</w:t>
-      </w:r>
-      <w:r>
-        <w:t xml:space="preserve"> ANS</w:t>
+        <w:t xml:space="preserve"> Quiz ANS</w:t>
       </w:r>
     </w:p>
     <w:p>
@@ -73,15 +70,7 @@
         <w:pStyle w:val="NoSpacing"/>
       </w:pPr>
       <w:r>
-        <w:t>The primary scaling benefit of hierarchical addressing is aggregation. A router can have a single entry like '</w:t>
-      </w:r>
-      <w:proofErr w:type="gramStart"/>
-      <w:r>
-        <w:t>1.*</w:t>
-      </w:r>
-      <w:proofErr w:type="gramEnd"/>
-      <w:r>
-        <w:t>' to reach millions of hosts, drastically reducing forwarding table size and updates.</w:t>
+        <w:t>The primary scaling benefit of hierarchical addressing is aggregation. A router can have a single entry like '1.*' to reach millions of hosts, drastically reducing forwarding table size and updates.</w:t>
       </w:r>
     </w:p>
     <w:p>
@@ -417,21 +406,7 @@
         <w:rPr>
           <w:b/>
         </w:rPr>
-        <w:t>7. How does route aggregation (</w:t>
-      </w:r>
-      <w:proofErr w:type="spellStart"/>
-      <w:r>
-        <w:rPr>
-          <w:b/>
-        </w:rPr>
-        <w:t>supernetting</w:t>
-      </w:r>
-      <w:proofErr w:type="spellEnd"/>
-      <w:r>
-        <w:rPr>
-          <w:b/>
-        </w:rPr>
-        <w:t>) help reduce routing table size?</w:t>
+        <w:t>7. How does route aggregation (supernetting) help reduce routing table size?</w:t>
       </w:r>
     </w:p>
     <w:p>
@@ -495,21 +470,7 @@
         <w:rPr>
           <w:b/>
         </w:rPr>
-        <w:t>8. What is '</w:t>
-      </w:r>
-      <w:proofErr w:type="gramStart"/>
-      <w:r>
-        <w:rPr>
-          <w:b/>
-        </w:rPr>
-        <w:t>Multi-homing</w:t>
-      </w:r>
-      <w:proofErr w:type="gramEnd"/>
-      <w:r>
-        <w:rPr>
-          <w:b/>
-        </w:rPr>
-        <w:t>' and how does it affect aggregation?</w:t>
+        <w:t>8. What is 'Multi-homing' and how does it affect aggregation?</w:t>
       </w:r>
     </w:p>
     <w:p>
@@ -581,15 +542,7 @@
         <w:spacing w:after="0"/>
       </w:pPr>
       <w:r>
-        <w:t xml:space="preserve">A) The first one </w:t>
-      </w:r>
-      <w:proofErr w:type="gramStart"/>
-      <w:r>
-        <w:t>in</w:t>
-      </w:r>
-      <w:proofErr w:type="gramEnd"/>
-      <w:r>
-        <w:t xml:space="preserve"> the list</w:t>
+        <w:t>A) The first one in the list</w:t>
       </w:r>
     </w:p>
     <w:p>
@@ -646,21 +599,7 @@
         <w:rPr>
           <w:b/>
         </w:rPr>
-        <w:t xml:space="preserve">10. Approximately how many </w:t>
-      </w:r>
-      <w:proofErr w:type="gramStart"/>
-      <w:r>
-        <w:rPr>
-          <w:b/>
-        </w:rPr>
-        <w:t>addresses does</w:t>
-      </w:r>
-      <w:proofErr w:type="gramEnd"/>
-      <w:r>
-        <w:rPr>
-          <w:b/>
-        </w:rPr>
-        <w:t xml:space="preserve"> IPv4 provide?</w:t>
+        <w:t>10. Approximately how many addresses does IPv4 provide?</w:t>
       </w:r>
     </w:p>
     <w:p>
@@ -708,15 +647,7 @@
         <w:pStyle w:val="NoSpacing"/>
       </w:pPr>
       <w:r>
-        <w:t xml:space="preserve">IPv4 uses 32-bit addresses, providing 2^32 unique combinations, which </w:t>
-      </w:r>
-      <w:proofErr w:type="gramStart"/>
-      <w:r>
-        <w:t>is</w:t>
-      </w:r>
-      <w:proofErr w:type="gramEnd"/>
-      <w:r>
-        <w:t xml:space="preserve"> roughly 4.3 billion addresses. This is not enough for the modern world.</w:t>
+        <w:t>IPv4 uses 32-bit addresses, providing 2^32 unique combinations, which is roughly 4.3 billion addresses. This is not enough for the modern world.</w:t>
       </w:r>
     </w:p>
     <w:p>
@@ -804,15 +735,7 @@
         <w:spacing w:after="0"/>
       </w:pPr>
       <w:r>
-        <w:t>A) 2001:DB</w:t>
-      </w:r>
-      <w:proofErr w:type="gramStart"/>
-      <w:r>
-        <w:t>8:0:0:0:0:0</w:t>
-      </w:r>
-      <w:proofErr w:type="gramEnd"/>
-      <w:r>
-        <w:t>:1</w:t>
+        <w:t>A) 2001:DB8:0:0:0:0:0:1</w:t>
       </w:r>
     </w:p>
     <w:p>
@@ -820,15 +743,7 @@
         <w:spacing w:after="0"/>
       </w:pPr>
       <w:r>
-        <w:t>B) 2001:</w:t>
-      </w:r>
-      <w:proofErr w:type="gramStart"/>
-      <w:r>
-        <w:t>DB8::</w:t>
-      </w:r>
-      <w:proofErr w:type="gramEnd"/>
-      <w:r>
-        <w:t>1</w:t>
+        <w:t>B) 2001:DB8::1</w:t>
       </w:r>
     </w:p>
     <w:p>
@@ -860,15 +775,7 @@
         <w:pStyle w:val="NoSpacing"/>
       </w:pPr>
       <w:r>
-        <w:t xml:space="preserve">Leading zeros in a block can be omitted (0DB8 -&gt; DB8). A single contiguous string of zero blocks can be replaced by </w:t>
-      </w:r>
-      <w:proofErr w:type="gramStart"/>
-      <w:r>
-        <w:t>'::</w:t>
-      </w:r>
-      <w:proofErr w:type="gramEnd"/>
-      <w:r>
-        <w:t>' (but only once). Both representations are valid shorthand.</w:t>
+        <w:t>Leading zeros in a block can be omitted (0DB8 -&gt; DB8). A single contiguous string of zero blocks can be replaced by '::' (but only once). Both representations are valid shorthand.</w:t>
       </w:r>
     </w:p>
     <w:p>
@@ -945,15 +852,7 @@
       </w:pPr>
       <w:r>
         <w:lastRenderedPageBreak/>
-        <w:t xml:space="preserve">The protocols are </w:t>
-      </w:r>
-      <w:proofErr w:type="gramStart"/>
-      <w:r>
-        <w:t>not backward</w:t>
-      </w:r>
-      <w:proofErr w:type="gramEnd"/>
-      <w:r>
-        <w:t xml:space="preserve"> compatible. A router needs separate logic and tables for IPv4 and IPv6 traffic. Hosts need to support dual stacks to talk to the whole internet.</w:t>
+        <w:t>The protocols are not backward compatible. A router needs separate logic and tables for IPv4 and IPv6 traffic. Hosts need to support dual stacks to talk to the whole internet.</w:t>
       </w:r>
     </w:p>
     <w:p>
@@ -1069,15 +968,7 @@
         <w:spacing w:after="0"/>
       </w:pPr>
       <w:r>
-        <w:t xml:space="preserve">C) </w:t>
-      </w:r>
-      <w:proofErr w:type="gramStart"/>
-      <w:r>
-        <w:t>*.*</w:t>
-      </w:r>
-      <w:proofErr w:type="gramEnd"/>
-      <w:r>
-        <w:t xml:space="preserve"> (or 0.0.0.0/0)</w:t>
+        <w:t>C) *.* (or 0.0.0.0/0)</w:t>
       </w:r>
     </w:p>
     <w:p>
@@ -1101,23 +992,7 @@
         <w:pStyle w:val="NoSpacing"/>
       </w:pPr>
       <w:r>
-        <w:t xml:space="preserve">The default route covers 'everything not </w:t>
-      </w:r>
-      <w:proofErr w:type="gramStart"/>
-      <w:r>
-        <w:t>in</w:t>
-      </w:r>
-      <w:proofErr w:type="gramEnd"/>
-      <w:r>
-        <w:t xml:space="preserve"> the table'. In the slides, it is referred to as the '</w:t>
-      </w:r>
-      <w:proofErr w:type="gramStart"/>
-      <w:r>
-        <w:t>*.*</w:t>
-      </w:r>
-      <w:proofErr w:type="gramEnd"/>
-      <w:r>
-        <w:t>' wildcard, often implemented as 0.0.0.0/0.</w:t>
+        <w:t>The default route covers 'everything not in the table'. In the slides, it is referred to as the '*.*' wildcard, often implemented as 0.0.0.0/0.</w:t>
       </w:r>
     </w:p>
     <w:p>
@@ -1245,15 +1120,32 @@
         <w:pStyle w:val="NoSpacing"/>
       </w:pPr>
       <w:r>
-        <w:t xml:space="preserve">Slash notation (CIDR notation) like 192.168.1.0/24 indicates that the first 24 bits are fixed, and the remaining 8 bits </w:t>
-      </w:r>
-      <w:proofErr w:type="gramStart"/>
-      <w:r>
-        <w:t>vary</w:t>
-      </w:r>
-      <w:proofErr w:type="gramEnd"/>
-      <w:r>
-        <w:t>, covering the range 0-255.</w:t>
+        <w:t>Slash notation (CIDR notation) like 192.168.1.0/24 indicates that the first 24 bits are fixed, and the remaining 8 bits vary, covering the range 0-255.</w:t>
+      </w:r>
+      <w:r>
+        <w:t xml:space="preserve"> In practice, you</w:t>
+      </w:r>
+      <w:r>
+        <w:t xml:space="preserve"> first</w:t>
+      </w:r>
+      <w:r>
+        <w:t xml:space="preserve"> derive </w:t>
+      </w:r>
+      <w:r>
+        <w:t>s</w:t>
+      </w:r>
+      <w:r>
+        <w:t xml:space="preserve">that </w:t>
+      </w:r>
+      <w:r>
+        <w:lastRenderedPageBreak/>
+        <w:t xml:space="preserve">host bits must be 8 to cover </w:t>
+      </w:r>
+      <w:r>
+        <w:t>the range 0-255</w:t>
+      </w:r>
+      <w:r>
+        <w:t>, then you derive the network bits to be 32 – 8 = 24.</w:t>
       </w:r>
     </w:p>
     <w:sectPr>
